--- a/src/documents/templates/leave-license-agreement-br.docx
+++ b/src/documents/templates/leave-license-agreement-br.docx
@@ -42,20 +42,15 @@
       </w:r>
       <w:r>
         <w:rPr>
+          <w:rFonts w:hint="default"/>
+          <w:b/>
+          <w:bCs/>
           <w:sz w:val="20"/>
           <w:szCs w:val="20"/>
           <w:u w:val="single"/>
-        </w:rPr>
-        <w:t>(dd/mm/yyy</w:t>
-      </w:r>
-      <w:r>
-        <w:rPr>
-          <w:b/>
-          <w:sz w:val="20"/>
-          <w:szCs w:val="20"/>
-          <w:u w:val="single"/>
-        </w:rPr>
-        <w:t>)</w:t>
+          <w:lang w:val="en-US"/>
+        </w:rPr>
+        <w:t>{{current date}}</w:t>
       </w:r>
       <w:r>
         <w:rPr>
@@ -659,8 +654,21 @@
           <w:sz w:val="20"/>
           <w:szCs w:val="20"/>
         </w:rPr>
-        <w:t>: 00-00-2026</w:t>
-      </w:r>
+        <w:t xml:space="preserve">: </w:t>
+      </w:r>
+      <w:bookmarkStart w:id="0" w:name="_GoBack"/>
+      <w:r>
+        <w:rPr>
+          <w:rFonts w:hint="default"/>
+          <w:b/>
+          <w:bCs/>
+          <w:sz w:val="20"/>
+          <w:szCs w:val="20"/>
+          <w:lang w:val="en-US"/>
+        </w:rPr>
+        <w:t>{{contract start date}}</w:t>
+      </w:r>
+      <w:bookmarkEnd w:id="0"/>
     </w:p>
     <w:p>
       <w:pPr>
@@ -735,7 +743,16 @@
           <w:sz w:val="20"/>
           <w:szCs w:val="20"/>
         </w:rPr>
-        <w:t>) starting from the Effective Date as above mentioned and ending on 00-00-2026</w:t>
+        <w:t xml:space="preserve">) starting from the Effective Date as above mentioned and ending on </w:t>
+      </w:r>
+      <w:r>
+        <w:rPr>
+          <w:rFonts w:hint="default"/>
+          <w:sz w:val="20"/>
+          <w:szCs w:val="20"/>
+          <w:lang w:val="en-US"/>
+        </w:rPr>
+        <w:t>{{contract start date}}</w:t>
       </w:r>
     </w:p>
     <w:p>
@@ -2861,8 +2878,6 @@
         </w:rPr>
         <w:t xml:space="preserve"> </w:t>
       </w:r>
-      <w:bookmarkStart w:id="0" w:name="_GoBack"/>
-      <w:bookmarkEnd w:id="0"/>
     </w:p>
     <w:p>
       <w:pPr>
@@ -5981,6 +5996,7 @@
     <w:name w:val="Intense Quote Char"/>
     <w:basedOn w:val="11"/>
     <w:link w:val="32"/>
+    <w:qFormat/>
     <w:uiPriority w:val="30"/>
     <w:rPr>
       <w:i/>
